--- a/Received/five/5, nepali.docx
+++ b/Received/five/5, nepali.docx
@@ -22,7 +22,7 @@
         <mc:AlternateContent>
           <mc:Choice Requires="wps">
             <w:drawing>
-              <wp:anchor distT="45720" distB="45720" distL="114300" distR="114300" simplePos="0" relativeHeight="251660288" behindDoc="0" locked="0" layoutInCell="1" allowOverlap="1" wp14:anchorId="20F684B6" wp14:editId="2C4E07D2">
+              <wp:anchor distT="45720" distB="45720" distL="114300" distR="114300" simplePos="0" relativeHeight="251660288" behindDoc="0" locked="0" layoutInCell="1" allowOverlap="1" wp14:anchorId="20F684B6" wp14:editId="33B70E03">
                 <wp:simplePos x="0" y="0"/>
                 <wp:positionH relativeFrom="column">
                   <wp:posOffset>4000500</wp:posOffset>
@@ -70,7 +70,27 @@
                                 <w:sz w:val="28"/>
                                 <w:szCs w:val="28"/>
                               </w:rPr>
-                              <w:t xml:space="preserve">D- </w:t>
+                              <w:t>D-</w:t>
+                            </w:r>
+                            <w:r>
+                              <w:rPr>
+                                <w:rFonts w:ascii="Times New Roman" w:hAnsi="Times New Roman"/>
+                                <w:b/>
+                                <w:bCs/>
+                                <w:sz w:val="28"/>
+                                <w:szCs w:val="28"/>
+                              </w:rPr>
+                              <w:t>22</w:t>
+                            </w:r>
+                            <w:r>
+                              <w:rPr>
+                                <w:rFonts w:ascii="Times New Roman" w:hAnsi="Times New Roman"/>
+                                <w:b/>
+                                <w:bCs/>
+                                <w:sz w:val="28"/>
+                                <w:szCs w:val="28"/>
+                              </w:rPr>
+                              <w:t xml:space="preserve"> </w:t>
                             </w:r>
                           </w:p>
                         </w:txbxContent>
@@ -108,7 +128,27 @@
                           <w:sz w:val="28"/>
                           <w:szCs w:val="28"/>
                         </w:rPr>
-                        <w:t xml:space="preserve">D- </w:t>
+                        <w:t>D-</w:t>
+                      </w:r>
+                      <w:r>
+                        <w:rPr>
+                          <w:rFonts w:ascii="Times New Roman" w:hAnsi="Times New Roman"/>
+                          <w:b/>
+                          <w:bCs/>
+                          <w:sz w:val="28"/>
+                          <w:szCs w:val="28"/>
+                        </w:rPr>
+                        <w:t>22</w:t>
+                      </w:r>
+                      <w:r>
+                        <w:rPr>
+                          <w:rFonts w:ascii="Times New Roman" w:hAnsi="Times New Roman"/>
+                          <w:b/>
+                          <w:bCs/>
+                          <w:sz w:val="28"/>
+                          <w:szCs w:val="28"/>
+                        </w:rPr>
+                        <w:t xml:space="preserve"> </w:t>
                       </w:r>
                     </w:p>
                   </w:txbxContent>
@@ -129,7 +169,7 @@
         <mc:AlternateContent>
           <mc:Choice Requires="wps">
             <w:drawing>
-              <wp:anchor distT="0" distB="0" distL="114300" distR="114300" simplePos="0" relativeHeight="251659264" behindDoc="0" locked="0" layoutInCell="1" allowOverlap="1" wp14:anchorId="488EC4A0" wp14:editId="281A16F4">
+              <wp:anchor distT="0" distB="0" distL="114300" distR="114300" simplePos="0" relativeHeight="251659264" behindDoc="0" locked="0" layoutInCell="1" allowOverlap="1" wp14:anchorId="488EC4A0" wp14:editId="2E278D9D">
                 <wp:simplePos x="0" y="0"/>
                 <wp:positionH relativeFrom="column">
                   <wp:posOffset>37021</wp:posOffset>
@@ -200,7 +240,7 @@
           </mc:Choice>
           <mc:Fallback>
             <w:pict>
-              <v:rect w14:anchorId="02F44E94" id="Rectangle 1" o:spid="_x0000_s1026" style="position:absolute;margin-left:2.9pt;margin-top:-5.5pt;width:37.7pt;height:42pt;z-index:251659264;visibility:visible;mso-wrap-style:square;mso-width-percent:0;mso-height-percent:0;mso-wrap-distance-left:9pt;mso-wrap-distance-top:0;mso-wrap-distance-right:9pt;mso-wrap-distance-bottom:0;mso-position-horizontal:absolute;mso-position-horizontal-relative:text;mso-position-vertical:absolute;mso-position-vertical-relative:text;mso-width-percent:0;mso-height-percent:0;mso-width-relative:margin;mso-height-relative:margin;v-text-anchor:middle" o:gfxdata="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" stroked="f" strokeweight="1pt">
+              <v:rect w14:anchorId="200FCDC1" id="Rectangle 1" o:spid="_x0000_s1026" style="position:absolute;margin-left:2.9pt;margin-top:-5.5pt;width:37.7pt;height:42pt;z-index:251659264;visibility:visible;mso-wrap-style:square;mso-width-percent:0;mso-height-percent:0;mso-wrap-distance-left:9pt;mso-wrap-distance-top:0;mso-wrap-distance-right:9pt;mso-wrap-distance-bottom:0;mso-position-horizontal:absolute;mso-position-horizontal-relative:text;mso-position-vertical:absolute;mso-position-vertical-relative:text;mso-width-percent:0;mso-height-percent:0;mso-width-relative:margin;mso-height-relative:margin;v-text-anchor:middle" o:gfxdata="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" stroked="f" strokeweight="1pt">
                 <v:fill r:id="rId5" o:title="" recolor="t" rotate="t" type="frame"/>
               </v:rect>
             </w:pict>
@@ -533,13 +573,17 @@
         <w:spacing w:after="0" w:line="240" w:lineRule="auto"/>
         <w:rPr>
           <w:rFonts w:ascii="Preeti" w:hAnsi="Preeti"/>
-          <w:sz w:val="28"/>
-          <w:szCs w:val="28"/>
-        </w:rPr>
-      </w:pPr>
-      <w:r>
-        <w:rPr>
-          <w:rFonts w:ascii="Preeti" w:hAnsi="Preeti"/>
+          <w:b/>
+          <w:bCs/>
+          <w:sz w:val="28"/>
+          <w:szCs w:val="28"/>
+        </w:rPr>
+      </w:pPr>
+      <w:r>
+        <w:rPr>
+          <w:rFonts w:ascii="Preeti" w:hAnsi="Preeti"/>
+          <w:b/>
+          <w:bCs/>
           <w:sz w:val="28"/>
           <w:szCs w:val="28"/>
         </w:rPr>
@@ -548,6 +592,8 @@
       <w:r>
         <w:rPr>
           <w:rFonts w:ascii="Preeti" w:hAnsi="Preeti"/>
+          <w:b/>
+          <w:bCs/>
           <w:sz w:val="28"/>
           <w:szCs w:val="28"/>
           <w:cs/>
@@ -557,6 +603,8 @@
       <w:r>
         <w:rPr>
           <w:rFonts w:ascii="Preeti" w:hAnsi="Preeti"/>
+          <w:b/>
+          <w:bCs/>
           <w:sz w:val="28"/>
           <w:szCs w:val="28"/>
         </w:rPr>
@@ -565,6 +613,8 @@
       <w:r>
         <w:rPr>
           <w:rFonts w:ascii="Preeti" w:hAnsi="Preeti"/>
+          <w:b/>
+          <w:bCs/>
           <w:sz w:val="28"/>
           <w:szCs w:val="28"/>
         </w:rPr>
@@ -573,10 +623,62 @@
       <w:r>
         <w:rPr>
           <w:rFonts w:ascii="Preeti" w:hAnsi="Preeti"/>
-          <w:sz w:val="28"/>
-          <w:szCs w:val="28"/>
-        </w:rPr>
-        <w:t>f ldnfpg'xf];\ M -@_</w:t>
+          <w:b/>
+          <w:bCs/>
+          <w:sz w:val="28"/>
+          <w:szCs w:val="28"/>
+        </w:rPr>
+        <w:t>f ldnfpg'xf];\ M</w:t>
+      </w:r>
+      <w:r>
+        <w:rPr>
+          <w:rFonts w:ascii="Preeti" w:hAnsi="Preeti"/>
+          <w:b/>
+          <w:bCs/>
+          <w:sz w:val="28"/>
+          <w:szCs w:val="28"/>
+        </w:rPr>
+        <w:tab/>
+      </w:r>
+      <w:r>
+        <w:rPr>
+          <w:rFonts w:ascii="Preeti" w:hAnsi="Preeti"/>
+          <w:b/>
+          <w:bCs/>
+          <w:sz w:val="28"/>
+          <w:szCs w:val="28"/>
+        </w:rPr>
+        <w:tab/>
+      </w:r>
+      <w:r>
+        <w:rPr>
+          <w:rFonts w:ascii="Preeti" w:hAnsi="Preeti"/>
+          <w:b/>
+          <w:bCs/>
+          <w:sz w:val="28"/>
+          <w:szCs w:val="28"/>
+        </w:rPr>
+        <w:tab/>
+      </w:r>
+      <w:r>
+        <w:rPr>
+          <w:rFonts w:ascii="Preeti" w:hAnsi="Preeti"/>
+          <w:b/>
+          <w:bCs/>
+          <w:sz w:val="28"/>
+          <w:szCs w:val="28"/>
+        </w:rPr>
+        <w:tab/>
+      </w:r>
+      <w:r>
+        <w:rPr>
+          <w:rFonts w:ascii="Preeti" w:hAnsi="Preeti"/>
+          <w:b/>
+          <w:bCs/>
+          <w:sz w:val="28"/>
+          <w:szCs w:val="28"/>
+        </w:rPr>
+        <w:t>-@_</w:t>
       </w:r>
     </w:p>
     <w:p>
@@ -799,17 +901,81 @@
         <w:spacing w:after="0" w:line="240" w:lineRule="auto"/>
         <w:rPr>
           <w:rFonts w:ascii="Preeti" w:hAnsi="Preeti"/>
-          <w:sz w:val="28"/>
-          <w:szCs w:val="28"/>
-        </w:rPr>
-      </w:pPr>
-      <w:r>
-        <w:rPr>
-          <w:rFonts w:ascii="Preeti" w:hAnsi="Preeti"/>
-          <w:sz w:val="28"/>
-          <w:szCs w:val="28"/>
-        </w:rPr>
-        <w:t>@= vfnL 7fpFdf ldNg] zAb eg{'xf];\ M -@_</w:t>
+          <w:b/>
+          <w:bCs/>
+          <w:sz w:val="28"/>
+          <w:szCs w:val="28"/>
+        </w:rPr>
+      </w:pPr>
+      <w:r>
+        <w:rPr>
+          <w:rFonts w:ascii="Preeti" w:hAnsi="Preeti"/>
+          <w:b/>
+          <w:bCs/>
+          <w:sz w:val="28"/>
+          <w:szCs w:val="28"/>
+        </w:rPr>
+        <w:t xml:space="preserve">@= vfnL 7fpFdf ldNg] zAb eg{'xf];\ M </w:t>
+      </w:r>
+      <w:r>
+        <w:rPr>
+          <w:rFonts w:ascii="Preeti" w:hAnsi="Preeti"/>
+          <w:b/>
+          <w:bCs/>
+          <w:sz w:val="28"/>
+          <w:szCs w:val="28"/>
+        </w:rPr>
+        <w:tab/>
+      </w:r>
+      <w:r>
+        <w:rPr>
+          <w:rFonts w:ascii="Preeti" w:hAnsi="Preeti"/>
+          <w:b/>
+          <w:bCs/>
+          <w:sz w:val="28"/>
+          <w:szCs w:val="28"/>
+        </w:rPr>
+        <w:tab/>
+      </w:r>
+      <w:r>
+        <w:rPr>
+          <w:rFonts w:ascii="Preeti" w:hAnsi="Preeti"/>
+          <w:b/>
+          <w:bCs/>
+          <w:sz w:val="28"/>
+          <w:szCs w:val="28"/>
+        </w:rPr>
+        <w:tab/>
+      </w:r>
+      <w:r>
+        <w:rPr>
+          <w:rFonts w:ascii="Preeti" w:hAnsi="Preeti"/>
+          <w:b/>
+          <w:bCs/>
+          <w:sz w:val="28"/>
+          <w:szCs w:val="28"/>
+        </w:rPr>
+        <w:tab/>
+      </w:r>
+      <w:r>
+        <w:rPr>
+          <w:rFonts w:ascii="Preeti" w:hAnsi="Preeti"/>
+          <w:b/>
+          <w:bCs/>
+          <w:sz w:val="28"/>
+          <w:szCs w:val="28"/>
+        </w:rPr>
+        <w:tab/>
+      </w:r>
+      <w:r>
+        <w:rPr>
+          <w:rFonts w:ascii="Preeti" w:hAnsi="Preeti"/>
+          <w:b/>
+          <w:bCs/>
+          <w:sz w:val="28"/>
+          <w:szCs w:val="28"/>
+        </w:rPr>
+        <w:t>-@_</w:t>
       </w:r>
     </w:p>
     <w:p>
@@ -899,17 +1065,81 @@
         <w:spacing w:after="0" w:line="240" w:lineRule="auto"/>
         <w:rPr>
           <w:rFonts w:ascii="Preeti" w:hAnsi="Preeti"/>
-          <w:sz w:val="28"/>
-          <w:szCs w:val="28"/>
-        </w:rPr>
-      </w:pPr>
-      <w:r>
-        <w:rPr>
-          <w:rFonts w:ascii="Preeti" w:hAnsi="Preeti"/>
-          <w:sz w:val="28"/>
-          <w:szCs w:val="28"/>
-        </w:rPr>
-        <w:t xml:space="preserve">#= cy{ v'Ng] u/L jfSo agfpg'xf];\ M -#_ </w:t>
+          <w:b/>
+          <w:bCs/>
+          <w:sz w:val="28"/>
+          <w:szCs w:val="28"/>
+        </w:rPr>
+      </w:pPr>
+      <w:r>
+        <w:rPr>
+          <w:rFonts w:ascii="Preeti" w:hAnsi="Preeti"/>
+          <w:b/>
+          <w:bCs/>
+          <w:sz w:val="28"/>
+          <w:szCs w:val="28"/>
+        </w:rPr>
+        <w:t xml:space="preserve">#= cy{ v'Ng] u/L jfSo agfpg'xf];\ M </w:t>
+      </w:r>
+      <w:r>
+        <w:rPr>
+          <w:rFonts w:ascii="Preeti" w:hAnsi="Preeti"/>
+          <w:b/>
+          <w:bCs/>
+          <w:sz w:val="28"/>
+          <w:szCs w:val="28"/>
+        </w:rPr>
+        <w:tab/>
+      </w:r>
+      <w:r>
+        <w:rPr>
+          <w:rFonts w:ascii="Preeti" w:hAnsi="Preeti"/>
+          <w:b/>
+          <w:bCs/>
+          <w:sz w:val="28"/>
+          <w:szCs w:val="28"/>
+        </w:rPr>
+        <w:tab/>
+      </w:r>
+      <w:r>
+        <w:rPr>
+          <w:rFonts w:ascii="Preeti" w:hAnsi="Preeti"/>
+          <w:b/>
+          <w:bCs/>
+          <w:sz w:val="28"/>
+          <w:szCs w:val="28"/>
+        </w:rPr>
+        <w:tab/>
+      </w:r>
+      <w:r>
+        <w:rPr>
+          <w:rFonts w:ascii="Preeti" w:hAnsi="Preeti"/>
+          <w:b/>
+          <w:bCs/>
+          <w:sz w:val="28"/>
+          <w:szCs w:val="28"/>
+        </w:rPr>
+        <w:tab/>
+      </w:r>
+      <w:r>
+        <w:rPr>
+          <w:rFonts w:ascii="Preeti" w:hAnsi="Preeti"/>
+          <w:b/>
+          <w:bCs/>
+          <w:sz w:val="28"/>
+          <w:szCs w:val="28"/>
+        </w:rPr>
+        <w:tab/>
+      </w:r>
+      <w:r>
+        <w:rPr>
+          <w:rFonts w:ascii="Preeti" w:hAnsi="Preeti"/>
+          <w:b/>
+          <w:bCs/>
+          <w:sz w:val="28"/>
+          <w:szCs w:val="28"/>
+        </w:rPr>
+        <w:t xml:space="preserve">-#_ </w:t>
       </w:r>
     </w:p>
     <w:p>
@@ -945,13 +1175,17 @@
         <w:spacing w:after="0" w:line="240" w:lineRule="auto"/>
         <w:rPr>
           <w:rFonts w:ascii="Preeti" w:hAnsi="Preeti"/>
-          <w:sz w:val="28"/>
-          <w:szCs w:val="28"/>
-        </w:rPr>
-      </w:pPr>
-      <w:r>
-        <w:rPr>
-          <w:rFonts w:ascii="Preeti" w:hAnsi="Preeti"/>
+          <w:b/>
+          <w:bCs/>
+          <w:sz w:val="28"/>
+          <w:szCs w:val="28"/>
+        </w:rPr>
+      </w:pPr>
+      <w:r>
+        <w:rPr>
+          <w:rFonts w:ascii="Preeti" w:hAnsi="Preeti"/>
+          <w:b/>
+          <w:bCs/>
           <w:sz w:val="28"/>
           <w:szCs w:val="28"/>
         </w:rPr>
@@ -960,6 +1194,8 @@
       <w:r>
         <w:rPr>
           <w:rFonts w:ascii="Preeti" w:hAnsi="Preeti"/>
+          <w:b/>
+          <w:bCs/>
           <w:sz w:val="28"/>
           <w:szCs w:val="28"/>
         </w:rPr>
@@ -968,10 +1204,52 @@
       <w:r>
         <w:rPr>
           <w:rFonts w:ascii="Preeti" w:hAnsi="Preeti"/>
-          <w:sz w:val="28"/>
-          <w:szCs w:val="28"/>
-        </w:rPr>
-        <w:t xml:space="preserve"> M -!_</w:t>
+          <w:b/>
+          <w:bCs/>
+          <w:sz w:val="28"/>
+          <w:szCs w:val="28"/>
+        </w:rPr>
+        <w:t xml:space="preserve"> M </w:t>
+      </w:r>
+      <w:r>
+        <w:rPr>
+          <w:rFonts w:ascii="Preeti" w:hAnsi="Preeti"/>
+          <w:b/>
+          <w:bCs/>
+          <w:sz w:val="28"/>
+          <w:szCs w:val="28"/>
+        </w:rPr>
+        <w:tab/>
+      </w:r>
+      <w:r>
+        <w:rPr>
+          <w:rFonts w:ascii="Preeti" w:hAnsi="Preeti"/>
+          <w:b/>
+          <w:bCs/>
+          <w:sz w:val="28"/>
+          <w:szCs w:val="28"/>
+        </w:rPr>
+        <w:tab/>
+      </w:r>
+      <w:r>
+        <w:rPr>
+          <w:rFonts w:ascii="Preeti" w:hAnsi="Preeti"/>
+          <w:b/>
+          <w:bCs/>
+          <w:sz w:val="28"/>
+          <w:szCs w:val="28"/>
+        </w:rPr>
+        <w:tab/>
+      </w:r>
+      <w:r>
+        <w:rPr>
+          <w:rFonts w:ascii="Preeti" w:hAnsi="Preeti"/>
+          <w:b/>
+          <w:bCs/>
+          <w:sz w:val="28"/>
+          <w:szCs w:val="28"/>
+        </w:rPr>
+        <w:t>-!_</w:t>
       </w:r>
     </w:p>
     <w:p>
@@ -1025,13 +1303,17 @@
         <w:spacing w:after="0" w:line="240" w:lineRule="auto"/>
         <w:rPr>
           <w:rFonts w:ascii="Preeti" w:hAnsi="Preeti"/>
-          <w:sz w:val="28"/>
-          <w:szCs w:val="28"/>
-        </w:rPr>
-      </w:pPr>
-      <w:r>
-        <w:rPr>
-          <w:rFonts w:ascii="Preeti" w:hAnsi="Preeti"/>
+          <w:b/>
+          <w:bCs/>
+          <w:sz w:val="28"/>
+          <w:szCs w:val="28"/>
+        </w:rPr>
+      </w:pPr>
+      <w:r>
+        <w:rPr>
+          <w:rFonts w:ascii="Preeti" w:hAnsi="Preeti"/>
+          <w:b/>
+          <w:bCs/>
           <w:sz w:val="28"/>
           <w:szCs w:val="28"/>
         </w:rPr>
@@ -1040,6 +1322,8 @@
       <w:r>
         <w:rPr>
           <w:rFonts w:ascii="Preeti" w:hAnsi="Preeti"/>
+          <w:b/>
+          <w:bCs/>
           <w:sz w:val="28"/>
           <w:szCs w:val="28"/>
         </w:rPr>
@@ -1048,10 +1332,72 @@
       <w:r>
         <w:rPr>
           <w:rFonts w:ascii="Preeti" w:hAnsi="Preeti"/>
-          <w:sz w:val="28"/>
-          <w:szCs w:val="28"/>
-        </w:rPr>
-        <w:t xml:space="preserve"> M -@_ </w:t>
+          <w:b/>
+          <w:bCs/>
+          <w:sz w:val="28"/>
+          <w:szCs w:val="28"/>
+        </w:rPr>
+        <w:t xml:space="preserve"> M </w:t>
+      </w:r>
+      <w:r>
+        <w:rPr>
+          <w:rFonts w:ascii="Preeti" w:hAnsi="Preeti"/>
+          <w:b/>
+          <w:bCs/>
+          <w:sz w:val="28"/>
+          <w:szCs w:val="28"/>
+        </w:rPr>
+        <w:tab/>
+      </w:r>
+      <w:r>
+        <w:rPr>
+          <w:rFonts w:ascii="Preeti" w:hAnsi="Preeti"/>
+          <w:b/>
+          <w:bCs/>
+          <w:sz w:val="28"/>
+          <w:szCs w:val="28"/>
+        </w:rPr>
+        <w:tab/>
+      </w:r>
+      <w:r>
+        <w:rPr>
+          <w:rFonts w:ascii="Preeti" w:hAnsi="Preeti"/>
+          <w:b/>
+          <w:bCs/>
+          <w:sz w:val="28"/>
+          <w:szCs w:val="28"/>
+        </w:rPr>
+        <w:tab/>
+      </w:r>
+      <w:r>
+        <w:rPr>
+          <w:rFonts w:ascii="Preeti" w:hAnsi="Preeti"/>
+          <w:b/>
+          <w:bCs/>
+          <w:sz w:val="28"/>
+          <w:szCs w:val="28"/>
+        </w:rPr>
+        <w:tab/>
+      </w:r>
+      <w:r>
+        <w:rPr>
+          <w:rFonts w:ascii="Preeti" w:hAnsi="Preeti"/>
+          <w:b/>
+          <w:bCs/>
+          <w:sz w:val="28"/>
+          <w:szCs w:val="28"/>
+        </w:rPr>
+        <w:tab/>
+      </w:r>
+      <w:r>
+        <w:rPr>
+          <w:rFonts w:ascii="Preeti" w:hAnsi="Preeti"/>
+          <w:b/>
+          <w:bCs/>
+          <w:sz w:val="28"/>
+          <w:szCs w:val="28"/>
+        </w:rPr>
+        <w:t xml:space="preserve">-@_ </w:t>
       </w:r>
     </w:p>
     <w:p>
@@ -1191,13 +1537,17 @@
         <w:spacing w:after="0" w:line="240" w:lineRule="auto"/>
         <w:rPr>
           <w:rFonts w:ascii="Preeti" w:hAnsi="Preeti"/>
-          <w:sz w:val="28"/>
-          <w:szCs w:val="28"/>
-        </w:rPr>
-      </w:pPr>
-      <w:r>
-        <w:rPr>
-          <w:rFonts w:ascii="Preeti" w:hAnsi="Preeti"/>
+          <w:b/>
+          <w:bCs/>
+          <w:sz w:val="28"/>
+          <w:szCs w:val="28"/>
+        </w:rPr>
+      </w:pPr>
+      <w:r>
+        <w:rPr>
+          <w:rFonts w:ascii="Preeti" w:hAnsi="Preeti"/>
+          <w:b/>
+          <w:bCs/>
           <w:sz w:val="28"/>
           <w:szCs w:val="28"/>
         </w:rPr>
@@ -1206,6 +1556,8 @@
       <w:r>
         <w:rPr>
           <w:rFonts w:ascii="Preeti" w:hAnsi="Preeti"/>
+          <w:b/>
+          <w:bCs/>
           <w:sz w:val="28"/>
           <w:szCs w:val="28"/>
         </w:rPr>
@@ -1214,10 +1566,52 @@
       <w:r>
         <w:rPr>
           <w:rFonts w:ascii="Preeti" w:hAnsi="Preeti"/>
-          <w:sz w:val="28"/>
-          <w:szCs w:val="28"/>
-        </w:rPr>
-        <w:t xml:space="preserve"> M -$_</w:t>
+          <w:b/>
+          <w:bCs/>
+          <w:sz w:val="28"/>
+          <w:szCs w:val="28"/>
+        </w:rPr>
+        <w:t xml:space="preserve"> M </w:t>
+      </w:r>
+      <w:r>
+        <w:rPr>
+          <w:rFonts w:ascii="Preeti" w:hAnsi="Preeti"/>
+          <w:b/>
+          <w:bCs/>
+          <w:sz w:val="28"/>
+          <w:szCs w:val="28"/>
+        </w:rPr>
+        <w:tab/>
+      </w:r>
+      <w:r>
+        <w:rPr>
+          <w:rFonts w:ascii="Preeti" w:hAnsi="Preeti"/>
+          <w:b/>
+          <w:bCs/>
+          <w:sz w:val="28"/>
+          <w:szCs w:val="28"/>
+        </w:rPr>
+        <w:tab/>
+      </w:r>
+      <w:r>
+        <w:rPr>
+          <w:rFonts w:ascii="Preeti" w:hAnsi="Preeti"/>
+          <w:b/>
+          <w:bCs/>
+          <w:sz w:val="28"/>
+          <w:szCs w:val="28"/>
+        </w:rPr>
+        <w:tab/>
+      </w:r>
+      <w:r>
+        <w:rPr>
+          <w:rFonts w:ascii="Preeti" w:hAnsi="Preeti"/>
+          <w:b/>
+          <w:bCs/>
+          <w:sz w:val="28"/>
+          <w:szCs w:val="28"/>
+        </w:rPr>
+        <w:t>-$_</w:t>
       </w:r>
     </w:p>
     <w:p>
@@ -1297,27 +1691,71 @@
         <w:spacing w:after="0" w:line="240" w:lineRule="auto"/>
         <w:rPr>
           <w:rFonts w:ascii="Preeti" w:hAnsi="Preeti"/>
-          <w:sz w:val="28"/>
-          <w:szCs w:val="28"/>
-        </w:rPr>
-      </w:pPr>
-    </w:p>
-    <w:p>
-      <w:pPr>
-        <w:spacing w:after="0" w:line="240" w:lineRule="auto"/>
-        <w:rPr>
-          <w:rFonts w:ascii="Preeti" w:hAnsi="Preeti"/>
-          <w:sz w:val="28"/>
-          <w:szCs w:val="28"/>
-        </w:rPr>
-      </w:pPr>
-      <w:r>
-        <w:rPr>
-          <w:rFonts w:ascii="Preeti" w:hAnsi="Preeti"/>
-          <w:sz w:val="28"/>
-          <w:szCs w:val="28"/>
-        </w:rPr>
-        <w:t>*= pbfx/0fdf lbPh:t} l;ª\uf] zAb n]Vg'xf];\ M -@_</w:t>
+          <w:b/>
+          <w:bCs/>
+          <w:sz w:val="28"/>
+          <w:szCs w:val="28"/>
+        </w:rPr>
+      </w:pPr>
+      <w:r>
+        <w:rPr>
+          <w:rFonts w:ascii="Preeti" w:hAnsi="Preeti"/>
+          <w:b/>
+          <w:bCs/>
+          <w:sz w:val="28"/>
+          <w:szCs w:val="28"/>
+        </w:rPr>
+        <w:t xml:space="preserve">*= pbfx/0fdf lbPh:t} l;ª\uf] zAb n]Vg'xf];\ M </w:t>
+      </w:r>
+      <w:r>
+        <w:rPr>
+          <w:rFonts w:ascii="Preeti" w:hAnsi="Preeti"/>
+          <w:b/>
+          <w:bCs/>
+          <w:sz w:val="28"/>
+          <w:szCs w:val="28"/>
+        </w:rPr>
+        <w:tab/>
+      </w:r>
+      <w:r>
+        <w:rPr>
+          <w:rFonts w:ascii="Preeti" w:hAnsi="Preeti"/>
+          <w:b/>
+          <w:bCs/>
+          <w:sz w:val="28"/>
+          <w:szCs w:val="28"/>
+        </w:rPr>
+        <w:tab/>
+      </w:r>
+      <w:r>
+        <w:rPr>
+          <w:rFonts w:ascii="Preeti" w:hAnsi="Preeti"/>
+          <w:b/>
+          <w:bCs/>
+          <w:sz w:val="28"/>
+          <w:szCs w:val="28"/>
+        </w:rPr>
+        <w:tab/>
+      </w:r>
+      <w:r>
+        <w:rPr>
+          <w:rFonts w:ascii="Preeti" w:hAnsi="Preeti"/>
+          <w:b/>
+          <w:bCs/>
+          <w:sz w:val="28"/>
+          <w:szCs w:val="28"/>
+        </w:rPr>
+        <w:tab/>
+      </w:r>
+      <w:r>
+        <w:rPr>
+          <w:rFonts w:ascii="Preeti" w:hAnsi="Preeti"/>
+          <w:b/>
+          <w:bCs/>
+          <w:sz w:val="28"/>
+          <w:szCs w:val="28"/>
+        </w:rPr>
+        <w:t>-@_</w:t>
       </w:r>
     </w:p>
     <w:p>
@@ -1429,13 +1867,17 @@
         <w:spacing w:after="0" w:line="240" w:lineRule="auto"/>
         <w:rPr>
           <w:rFonts w:ascii="Preeti" w:hAnsi="Preeti"/>
-          <w:sz w:val="28"/>
-          <w:szCs w:val="28"/>
-        </w:rPr>
-      </w:pPr>
-      <w:r>
-        <w:rPr>
-          <w:rFonts w:ascii="Preeti" w:hAnsi="Preeti"/>
+          <w:b/>
+          <w:bCs/>
+          <w:sz w:val="28"/>
+          <w:szCs w:val="28"/>
+        </w:rPr>
+      </w:pPr>
+      <w:r>
+        <w:rPr>
+          <w:rFonts w:ascii="Preeti" w:hAnsi="Preeti"/>
+          <w:b/>
+          <w:bCs/>
           <w:sz w:val="28"/>
           <w:szCs w:val="28"/>
         </w:rPr>
@@ -1444,6 +1886,8 @@
       <w:r>
         <w:rPr>
           <w:rFonts w:ascii="Preeti" w:hAnsi="Preeti"/>
+          <w:b/>
+          <w:bCs/>
           <w:sz w:val="28"/>
           <w:szCs w:val="28"/>
         </w:rPr>
@@ -1452,10 +1896,32 @@
       <w:r>
         <w:rPr>
           <w:rFonts w:ascii="Preeti" w:hAnsi="Preeti"/>
-          <w:sz w:val="28"/>
-          <w:szCs w:val="28"/>
-        </w:rPr>
-        <w:t xml:space="preserve"> M -@_</w:t>
+          <w:b/>
+          <w:bCs/>
+          <w:sz w:val="28"/>
+          <w:szCs w:val="28"/>
+        </w:rPr>
+        <w:t xml:space="preserve"> M </w:t>
+      </w:r>
+      <w:r>
+        <w:rPr>
+          <w:rFonts w:ascii="Preeti" w:hAnsi="Preeti"/>
+          <w:b/>
+          <w:bCs/>
+          <w:sz w:val="28"/>
+          <w:szCs w:val="28"/>
+        </w:rPr>
+        <w:tab/>
+      </w:r>
+      <w:r>
+        <w:rPr>
+          <w:rFonts w:ascii="Preeti" w:hAnsi="Preeti"/>
+          <w:b/>
+          <w:bCs/>
+          <w:sz w:val="28"/>
+          <w:szCs w:val="28"/>
+        </w:rPr>
+        <w:t>-@_</w:t>
       </w:r>
     </w:p>
     <w:p>
@@ -1561,13 +2027,17 @@
         <w:spacing w:after="0" w:line="240" w:lineRule="auto"/>
         <w:rPr>
           <w:rFonts w:ascii="Preeti" w:hAnsi="Preeti"/>
-          <w:sz w:val="28"/>
-          <w:szCs w:val="28"/>
-        </w:rPr>
-      </w:pPr>
-      <w:r>
-        <w:rPr>
-          <w:rFonts w:ascii="Preeti" w:hAnsi="Preeti"/>
+          <w:b/>
+          <w:bCs/>
+          <w:sz w:val="28"/>
+          <w:szCs w:val="28"/>
+        </w:rPr>
+      </w:pPr>
+      <w:r>
+        <w:rPr>
+          <w:rFonts w:ascii="Preeti" w:hAnsi="Preeti"/>
+          <w:b/>
+          <w:bCs/>
           <w:sz w:val="28"/>
           <w:szCs w:val="28"/>
         </w:rPr>
@@ -1576,6 +2046,8 @@
       <w:r>
         <w:rPr>
           <w:rFonts w:ascii="Preeti" w:hAnsi="Preeti"/>
+          <w:b/>
+          <w:bCs/>
           <w:sz w:val="28"/>
           <w:szCs w:val="28"/>
         </w:rPr>
@@ -1584,10 +2056,52 @@
       <w:r>
         <w:rPr>
           <w:rFonts w:ascii="Preeti" w:hAnsi="Preeti"/>
-          <w:sz w:val="28"/>
-          <w:szCs w:val="28"/>
-        </w:rPr>
-        <w:t>M -@_</w:t>
+          <w:b/>
+          <w:bCs/>
+          <w:sz w:val="28"/>
+          <w:szCs w:val="28"/>
+        </w:rPr>
+        <w:t xml:space="preserve">M </w:t>
+      </w:r>
+      <w:r>
+        <w:rPr>
+          <w:rFonts w:ascii="Preeti" w:hAnsi="Preeti"/>
+          <w:b/>
+          <w:bCs/>
+          <w:sz w:val="28"/>
+          <w:szCs w:val="28"/>
+        </w:rPr>
+        <w:tab/>
+      </w:r>
+      <w:r>
+        <w:rPr>
+          <w:rFonts w:ascii="Preeti" w:hAnsi="Preeti"/>
+          <w:b/>
+          <w:bCs/>
+          <w:sz w:val="28"/>
+          <w:szCs w:val="28"/>
+        </w:rPr>
+        <w:tab/>
+      </w:r>
+      <w:r>
+        <w:rPr>
+          <w:rFonts w:ascii="Preeti" w:hAnsi="Preeti"/>
+          <w:b/>
+          <w:bCs/>
+          <w:sz w:val="28"/>
+          <w:szCs w:val="28"/>
+        </w:rPr>
+        <w:tab/>
+      </w:r>
+      <w:r>
+        <w:rPr>
+          <w:rFonts w:ascii="Preeti" w:hAnsi="Preeti"/>
+          <w:b/>
+          <w:bCs/>
+          <w:sz w:val="28"/>
+          <w:szCs w:val="28"/>
+        </w:rPr>
+        <w:t>-@_</w:t>
       </w:r>
     </w:p>
     <w:p>
@@ -1653,13 +2167,17 @@
         <w:spacing w:after="0" w:line="240" w:lineRule="auto"/>
         <w:rPr>
           <w:rFonts w:ascii="Preeti" w:hAnsi="Preeti"/>
-          <w:sz w:val="28"/>
-          <w:szCs w:val="28"/>
-        </w:rPr>
-      </w:pPr>
-      <w:r>
-        <w:rPr>
-          <w:rFonts w:ascii="Preeti" w:hAnsi="Preeti"/>
+          <w:b/>
+          <w:bCs/>
+          <w:sz w:val="28"/>
+          <w:szCs w:val="28"/>
+        </w:rPr>
+      </w:pPr>
+      <w:r>
+        <w:rPr>
+          <w:rFonts w:ascii="Preeti" w:hAnsi="Preeti"/>
+          <w:b/>
+          <w:bCs/>
           <w:sz w:val="28"/>
           <w:szCs w:val="28"/>
         </w:rPr>
@@ -1668,6 +2186,8 @@
       <w:r>
         <w:rPr>
           <w:rFonts w:ascii="Preeti" w:hAnsi="Preeti"/>
+          <w:b/>
+          <w:bCs/>
           <w:sz w:val="28"/>
           <w:szCs w:val="28"/>
         </w:rPr>
@@ -1676,10 +2196,32 @@
       <w:r>
         <w:rPr>
           <w:rFonts w:ascii="Preeti" w:hAnsi="Preeti"/>
-          <w:sz w:val="28"/>
-          <w:szCs w:val="28"/>
-        </w:rPr>
-        <w:t xml:space="preserve"> M -#_</w:t>
+          <w:b/>
+          <w:bCs/>
+          <w:sz w:val="28"/>
+          <w:szCs w:val="28"/>
+        </w:rPr>
+        <w:t xml:space="preserve"> M </w:t>
+      </w:r>
+      <w:r>
+        <w:rPr>
+          <w:rFonts w:ascii="Preeti" w:hAnsi="Preeti"/>
+          <w:b/>
+          <w:bCs/>
+          <w:sz w:val="28"/>
+          <w:szCs w:val="28"/>
+        </w:rPr>
+        <w:tab/>
+      </w:r>
+      <w:r>
+        <w:rPr>
+          <w:rFonts w:ascii="Preeti" w:hAnsi="Preeti"/>
+          <w:b/>
+          <w:bCs/>
+          <w:sz w:val="28"/>
+          <w:szCs w:val="28"/>
+        </w:rPr>
+        <w:t>-#_</w:t>
       </w:r>
     </w:p>
     <w:p>
@@ -1755,7 +2297,77 @@
           <w:sz w:val="28"/>
           <w:szCs w:val="28"/>
         </w:rPr>
-        <w:t>!@= b'a} k|Zgsf] pQ/ lbg'xf];\ M -*_</w:t>
+        <w:t>!@= b'a} k|Zgsf] pQ/ lbg'xf];\ M</w:t>
+      </w:r>
+      <w:r>
+        <w:rPr>
+          <w:rFonts w:ascii="Preeti" w:hAnsi="Preeti"/>
+          <w:b/>
+          <w:bCs/>
+          <w:sz w:val="28"/>
+          <w:szCs w:val="28"/>
+        </w:rPr>
+        <w:tab/>
+      </w:r>
+      <w:r>
+        <w:rPr>
+          <w:rFonts w:ascii="Preeti" w:hAnsi="Preeti"/>
+          <w:b/>
+          <w:bCs/>
+          <w:sz w:val="28"/>
+          <w:szCs w:val="28"/>
+        </w:rPr>
+        <w:tab/>
+      </w:r>
+      <w:r>
+        <w:rPr>
+          <w:rFonts w:ascii="Preeti" w:hAnsi="Preeti"/>
+          <w:b/>
+          <w:bCs/>
+          <w:sz w:val="28"/>
+          <w:szCs w:val="28"/>
+        </w:rPr>
+        <w:tab/>
+      </w:r>
+      <w:r>
+        <w:rPr>
+          <w:rFonts w:ascii="Preeti" w:hAnsi="Preeti"/>
+          <w:b/>
+          <w:bCs/>
+          <w:sz w:val="28"/>
+          <w:szCs w:val="28"/>
+        </w:rPr>
+        <w:tab/>
+      </w:r>
+      <w:r>
+        <w:rPr>
+          <w:rFonts w:ascii="Preeti" w:hAnsi="Preeti"/>
+          <w:b/>
+          <w:bCs/>
+          <w:sz w:val="28"/>
+          <w:szCs w:val="28"/>
+        </w:rPr>
+        <w:tab/>
+      </w:r>
+      <w:r>
+        <w:rPr>
+          <w:rFonts w:ascii="Preeti" w:hAnsi="Preeti"/>
+          <w:b/>
+          <w:bCs/>
+          <w:sz w:val="28"/>
+          <w:szCs w:val="28"/>
+        </w:rPr>
+        <w:tab/>
+      </w:r>
+      <w:r>
+        <w:rPr>
+          <w:rFonts w:ascii="Preeti" w:hAnsi="Preeti"/>
+          <w:b/>
+          <w:bCs/>
+          <w:sz w:val="28"/>
+          <w:szCs w:val="28"/>
+        </w:rPr>
+        <w:t>-*_</w:t>
       </w:r>
     </w:p>
     <w:p>
@@ -2039,6 +2651,7 @@
                 <w:sz w:val="28"/>
                 <w:szCs w:val="28"/>
               </w:rPr>
+              <w:lastRenderedPageBreak/>
               <w:t>&gt;L =================================</w:t>
             </w:r>
           </w:p>
@@ -2326,27 +2939,81 @@
         <w:spacing w:after="0" w:line="240" w:lineRule="auto"/>
         <w:rPr>
           <w:rFonts w:ascii="Preeti" w:hAnsi="Preeti"/>
-          <w:sz w:val="28"/>
-          <w:szCs w:val="28"/>
-        </w:rPr>
-      </w:pPr>
-    </w:p>
-    <w:p>
-      <w:pPr>
-        <w:spacing w:after="0" w:line="240" w:lineRule="auto"/>
-        <w:rPr>
-          <w:rFonts w:ascii="Preeti" w:hAnsi="Preeti"/>
-          <w:sz w:val="28"/>
-          <w:szCs w:val="28"/>
-        </w:rPr>
-      </w:pPr>
-      <w:r>
-        <w:rPr>
-          <w:rFonts w:ascii="Preeti" w:hAnsi="Preeti"/>
-          <w:sz w:val="28"/>
-          <w:szCs w:val="28"/>
-        </w:rPr>
-        <w:t xml:space="preserve">!#= s'g} Pssf] a9fP/ pQ/ n]Vg'xf];\ M -$_ </w:t>
+          <w:b/>
+          <w:bCs/>
+          <w:sz w:val="28"/>
+          <w:szCs w:val="28"/>
+        </w:rPr>
+      </w:pPr>
+      <w:r>
+        <w:rPr>
+          <w:rFonts w:ascii="Preeti" w:hAnsi="Preeti"/>
+          <w:b/>
+          <w:bCs/>
+          <w:sz w:val="28"/>
+          <w:szCs w:val="28"/>
+        </w:rPr>
+        <w:t xml:space="preserve">!#= s'g} Pssf] a9fP/ pQ/ n]Vg'xf];\ M </w:t>
+      </w:r>
+      <w:r>
+        <w:rPr>
+          <w:rFonts w:ascii="Preeti" w:hAnsi="Preeti"/>
+          <w:b/>
+          <w:bCs/>
+          <w:sz w:val="28"/>
+          <w:szCs w:val="28"/>
+        </w:rPr>
+        <w:tab/>
+      </w:r>
+      <w:r>
+        <w:rPr>
+          <w:rFonts w:ascii="Preeti" w:hAnsi="Preeti"/>
+          <w:b/>
+          <w:bCs/>
+          <w:sz w:val="28"/>
+          <w:szCs w:val="28"/>
+        </w:rPr>
+        <w:tab/>
+      </w:r>
+      <w:r>
+        <w:rPr>
+          <w:rFonts w:ascii="Preeti" w:hAnsi="Preeti"/>
+          <w:b/>
+          <w:bCs/>
+          <w:sz w:val="28"/>
+          <w:szCs w:val="28"/>
+        </w:rPr>
+        <w:tab/>
+      </w:r>
+      <w:r>
+        <w:rPr>
+          <w:rFonts w:ascii="Preeti" w:hAnsi="Preeti"/>
+          <w:b/>
+          <w:bCs/>
+          <w:sz w:val="28"/>
+          <w:szCs w:val="28"/>
+        </w:rPr>
+        <w:tab/>
+      </w:r>
+      <w:r>
+        <w:rPr>
+          <w:rFonts w:ascii="Preeti" w:hAnsi="Preeti"/>
+          <w:b/>
+          <w:bCs/>
+          <w:sz w:val="28"/>
+          <w:szCs w:val="28"/>
+        </w:rPr>
+        <w:tab/>
+      </w:r>
+      <w:r>
+        <w:rPr>
+          <w:rFonts w:ascii="Preeti" w:hAnsi="Preeti"/>
+          <w:b/>
+          <w:bCs/>
+          <w:sz w:val="28"/>
+          <w:szCs w:val="28"/>
+        </w:rPr>
+        <w:t xml:space="preserve">-$_ </w:t>
       </w:r>
     </w:p>
     <w:p>
@@ -2418,13 +3085,17 @@
         <w:spacing w:after="0" w:line="240" w:lineRule="auto"/>
         <w:rPr>
           <w:rFonts w:ascii="Preeti" w:hAnsi="Preeti"/>
-          <w:sz w:val="28"/>
-          <w:szCs w:val="28"/>
-        </w:rPr>
-      </w:pPr>
-      <w:r>
-        <w:rPr>
-          <w:rFonts w:ascii="Preeti" w:hAnsi="Preeti"/>
+          <w:b/>
+          <w:bCs/>
+          <w:sz w:val="28"/>
+          <w:szCs w:val="28"/>
+        </w:rPr>
+      </w:pPr>
+      <w:r>
+        <w:rPr>
+          <w:rFonts w:ascii="Preeti" w:hAnsi="Preeti"/>
+          <w:b/>
+          <w:bCs/>
           <w:sz w:val="28"/>
           <w:szCs w:val="28"/>
         </w:rPr>
@@ -2433,6 +3104,8 @@
       <w:r>
         <w:rPr>
           <w:rFonts w:ascii="Preeti" w:hAnsi="Preeti"/>
+          <w:b/>
+          <w:bCs/>
           <w:sz w:val="28"/>
           <w:szCs w:val="28"/>
         </w:rPr>
@@ -2441,28 +3114,62 @@
       <w:r>
         <w:rPr>
           <w:rFonts w:ascii="Preeti" w:hAnsi="Preeti"/>
-          <w:sz w:val="28"/>
-          <w:szCs w:val="28"/>
-        </w:rPr>
-        <w:t>j atfP/ Pp6f lr7L n]Vg'xf];\ M -$_</w:t>
-      </w:r>
-    </w:p>
-    <w:p>
-      <w:pPr>
-        <w:spacing w:after="0" w:line="240" w:lineRule="auto"/>
-        <w:rPr>
-          <w:rFonts w:ascii="Preeti" w:hAnsi="Preeti"/>
-          <w:sz w:val="28"/>
-          <w:szCs w:val="28"/>
-        </w:rPr>
-      </w:pPr>
-      <w:r>
-        <w:rPr>
-          <w:rFonts w:ascii="Preeti" w:hAnsi="Preeti"/>
-          <w:sz w:val="28"/>
-          <w:szCs w:val="28"/>
-        </w:rPr>
-        <w:t xml:space="preserve">                             cyjf</w:t>
+          <w:b/>
+          <w:bCs/>
+          <w:sz w:val="28"/>
+          <w:szCs w:val="28"/>
+        </w:rPr>
+        <w:t>j atfP/ Pp6f lr7L n]Vg'xf];\ M</w:t>
+      </w:r>
+    </w:p>
+    <w:p>
+      <w:pPr>
+        <w:spacing w:after="0" w:line="240" w:lineRule="auto"/>
+        <w:ind w:left="6480"/>
+        <w:rPr>
+          <w:rFonts w:ascii="Preeti" w:hAnsi="Preeti"/>
+          <w:b/>
+          <w:bCs/>
+          <w:sz w:val="28"/>
+          <w:szCs w:val="28"/>
+        </w:rPr>
+      </w:pPr>
+      <w:r>
+        <w:rPr>
+          <w:rFonts w:ascii="Preeti" w:hAnsi="Preeti"/>
+          <w:b/>
+          <w:bCs/>
+          <w:sz w:val="28"/>
+          <w:szCs w:val="28"/>
+        </w:rPr>
+        <w:t>-$_</w:t>
+      </w:r>
+    </w:p>
+    <w:p>
+      <w:pPr>
+        <w:spacing w:after="0" w:line="240" w:lineRule="auto"/>
+        <w:jc w:val="center"/>
+        <w:rPr>
+          <w:rFonts w:ascii="Preeti" w:hAnsi="Preeti"/>
+          <w:b/>
+          <w:bCs/>
+          <w:i/>
+          <w:iCs/>
+          <w:sz w:val="28"/>
+          <w:szCs w:val="28"/>
+        </w:rPr>
+      </w:pPr>
+      <w:r>
+        <w:rPr>
+          <w:rFonts w:ascii="Preeti" w:hAnsi="Preeti"/>
+          <w:b/>
+          <w:bCs/>
+          <w:i/>
+          <w:iCs/>
+          <w:sz w:val="28"/>
+          <w:szCs w:val="28"/>
+        </w:rPr>
+        <w:t>cyjf</w:t>
       </w:r>
     </w:p>
     <w:p>
@@ -2532,7 +3239,67 @@
           <w:sz w:val="28"/>
           <w:szCs w:val="28"/>
         </w:rPr>
-        <w:t>M -$_</w:t>
+        <w:t>M</w:t>
+      </w:r>
+      <w:r>
+        <w:rPr>
+          <w:rFonts w:ascii="Preeti" w:hAnsi="Preeti"/>
+          <w:b/>
+          <w:bCs/>
+          <w:sz w:val="28"/>
+          <w:szCs w:val="28"/>
+        </w:rPr>
+        <w:tab/>
+      </w:r>
+      <w:r>
+        <w:rPr>
+          <w:rFonts w:ascii="Preeti" w:hAnsi="Preeti"/>
+          <w:b/>
+          <w:bCs/>
+          <w:sz w:val="28"/>
+          <w:szCs w:val="28"/>
+        </w:rPr>
+        <w:tab/>
+      </w:r>
+      <w:r>
+        <w:rPr>
+          <w:rFonts w:ascii="Preeti" w:hAnsi="Preeti"/>
+          <w:b/>
+          <w:bCs/>
+          <w:sz w:val="28"/>
+          <w:szCs w:val="28"/>
+        </w:rPr>
+        <w:tab/>
+      </w:r>
+      <w:r>
+        <w:rPr>
+          <w:rFonts w:ascii="Preeti" w:hAnsi="Preeti"/>
+          <w:b/>
+          <w:bCs/>
+          <w:sz w:val="28"/>
+          <w:szCs w:val="28"/>
+        </w:rPr>
+        <w:tab/>
+      </w:r>
+      <w:r>
+        <w:rPr>
+          <w:rFonts w:ascii="Preeti" w:hAnsi="Preeti"/>
+          <w:b/>
+          <w:bCs/>
+          <w:sz w:val="28"/>
+          <w:szCs w:val="28"/>
+        </w:rPr>
+        <w:tab/>
+      </w:r>
+      <w:r>
+        <w:rPr>
+          <w:rFonts w:ascii="Preeti" w:hAnsi="Preeti"/>
+          <w:b/>
+          <w:bCs/>
+          <w:sz w:val="28"/>
+          <w:szCs w:val="28"/>
+        </w:rPr>
+        <w:t>-$_</w:t>
       </w:r>
     </w:p>
     <w:p>
@@ -2572,15 +3339,15 @@
           <w:sz w:val="28"/>
           <w:szCs w:val="28"/>
         </w:rPr>
-        <w:t xml:space="preserve">;efsIfdf 38f;lxt afbzfx k|j]z ug{'===dGqL / ;ef;b\x¿n] afbzfxnfO{ p7]/ :jfut ug{'=== o; 38fdf s] 5 egL afbzfxn] ;f]Wg'=== 38fdf s] 5 eGg] s'/f s;}n] eGg g;Sg'=== afbzfxn] jL/annfO{ klg 38fdf s] 5 egL ;f]Wg'=== jL/ann] 38fsf] </w:t>
-      </w:r>
-      <w:r>
-        <w:rPr>
-          <w:rFonts w:ascii="Preeti" w:hAnsi="Preeti"/>
-          <w:sz w:val="28"/>
-          <w:szCs w:val="28"/>
-        </w:rPr>
-        <w:t>kbf{ p7fP/ x]/]/ 38f l/Qf] 5 eGg'=== afbzfx /ftf]lk/f] x'Fb} jL/annfO{ lsg 38fsf] kbf{ vf]n]/ eg]sf] eGg'=== jL/ann] tkfO{+n] kbf{ gvf]nL eGg' eGg] s'/f ug{'ePsf] lyPg eGg'=== afbzfx lgMzAb x'g' / ;efxndf xfF;f]sf] nx/ km}ng' .</w:t>
+        <w:t xml:space="preserve">;efsIfdf 38f;lxt afbzfx k|j]z ug{'===dGqL / ;ef;b\x¿n] afbzfxnfO{ p7]/ :jfut ug{'=== o; 38fdf s] 5 egL afbzfxn] ;f]Wg'=== 38fdf s] 5 eGg] s'/f s;}n] eGg g;Sg'=== afbzfxn] jL/annfO{ klg 38fdf s] 5 egL ;f]Wg'=== jL/ann] 38fsf] kbf{ p7fP/ x]/]/ 38f l/Qf] 5 eGg'=== afbzfx /ftf]lk/f] x'Fb} jL/annfO{ lsg 38fsf] </w:t>
+      </w:r>
+      <w:r>
+        <w:rPr>
+          <w:rFonts w:ascii="Preeti" w:hAnsi="Preeti"/>
+          <w:sz w:val="28"/>
+          <w:szCs w:val="28"/>
+        </w:rPr>
+        <w:t>kbf{ vf]n]/ eg]sf] eGg'=== jL/ann] tkfO{+n] kbf{ gvf]nL eGg' eGg] s'/f ug{'ePsf] lyPg eGg'=== afbzfx lgMzAb x'g' / ;efxndf xfF;f]sf] nx/ km}ng' .</w:t>
       </w:r>
     </w:p>
     <w:p>
@@ -2887,17 +3654,41 @@
         <w:spacing w:after="0" w:line="240" w:lineRule="auto"/>
         <w:rPr>
           <w:rFonts w:ascii="Preeti" w:hAnsi="Preeti"/>
-          <w:sz w:val="28"/>
-          <w:szCs w:val="28"/>
-        </w:rPr>
-      </w:pPr>
-      <w:r>
-        <w:rPr>
-          <w:rFonts w:ascii="Preeti" w:hAnsi="Preeti"/>
-          <w:sz w:val="28"/>
-          <w:szCs w:val="28"/>
-        </w:rPr>
-        <w:t>!^= tnsf dWo] s'g} Ps zLif{sdf !)) zAb g36fO{ lgaGw n]Vg'xf];\ M -%_</w:t>
+          <w:b/>
+          <w:bCs/>
+          <w:sz w:val="28"/>
+          <w:szCs w:val="28"/>
+        </w:rPr>
+      </w:pPr>
+      <w:r>
+        <w:rPr>
+          <w:rFonts w:ascii="Preeti" w:hAnsi="Preeti"/>
+          <w:b/>
+          <w:bCs/>
+          <w:sz w:val="28"/>
+          <w:szCs w:val="28"/>
+        </w:rPr>
+        <w:t>!^= tnsf dWo] s'g} Ps zLif{sdf !)) zAb g36fO{ lgaGw n]Vg'xf];\ M</w:t>
+      </w:r>
+      <w:r>
+        <w:rPr>
+          <w:rFonts w:ascii="Preeti" w:hAnsi="Preeti"/>
+          <w:b/>
+          <w:bCs/>
+          <w:sz w:val="28"/>
+          <w:szCs w:val="28"/>
+        </w:rPr>
+        <w:tab/>
+      </w:r>
+      <w:r>
+        <w:rPr>
+          <w:rFonts w:ascii="Preeti" w:hAnsi="Preeti"/>
+          <w:b/>
+          <w:bCs/>
+          <w:sz w:val="28"/>
+          <w:szCs w:val="28"/>
+        </w:rPr>
+        <w:t>-%_</w:t>
       </w:r>
     </w:p>
     <w:p>
@@ -2917,6 +3708,19 @@
         </w:rPr>
         <w:t>s_ clj:d/0fLo 36gf      v_ d]/f] b]z       u_ :jf:Yo</w:t>
       </w:r>
+    </w:p>
+    <w:p>
+      <w:pPr>
+        <w:spacing w:after="0" w:line="240" w:lineRule="auto"/>
+        <w:jc w:val="center"/>
+        <w:rPr>
+          <w:rFonts w:ascii="Preeti" w:hAnsi="Preeti"/>
+          <w:b/>
+          <w:bCs/>
+          <w:sz w:val="28"/>
+          <w:szCs w:val="28"/>
+        </w:rPr>
+      </w:pPr>
     </w:p>
     <w:p>
       <w:pPr>
@@ -3590,6 +4394,7 @@
   <w:style w:type="character" w:default="1" w:styleId="DefaultParagraphFont">
     <w:name w:val="Default Paragraph Font"/>
     <w:uiPriority w:val="1"/>
+    <w:semiHidden/>
     <w:unhideWhenUsed/>
   </w:style>
   <w:style w:type="table" w:default="1" w:styleId="TableNormal">
